--- a/docs/a traduire/7/Chapitre_VII_Recommandations_FR.docx
+++ b/docs/a traduire/7/Chapitre_VII_Recommandations_FR.docx
@@ -276,7 +276,7 @@
           <w:color w:val="555555"/>
           <w:sz w:val="22"/>
         </w:rPr>
-        <w:t>Les chapitres precedents ont etabli que le protectionnisme IA americain cree un avantage competitif structurel mesurable (CACI Power Mode US/UE de 3,46:1 sur le snapshot avril 2026, ratio brut compute installe operationnel de 17,6:1), accelere par les tarifs Trump de 2026 et la concentration du compute aux Etats-Unis (76,9 pct du compute IA operationnel mondial, 660-690 milliards USD de capex annuel des seuls hyperscalers). Ce chapitre formule des recommandations strategiques articulees en trois horizons temporels et cinq axes structurants, en s'appuyant sur les avantages comparatifs specifiques de la France (nucleaire, Mistral, regulation) et les instruments europeens existants (AI Continent Action Plan, Chips Act, InvestAI).</w:t>
+        <w:t>Les chapitres precedents ont etabli que le protectionnisme IA americain cree un avantage competitif structurel mesurable (CACI Power Mode US/UE de 3,64:1 sur le snapshot avril 2026, ratio brut compute installe operationnel de 17,6:1), accelere par les tarifs Trump de 2026 et la concentration du compute aux Etats-Unis (78,9 pct du compute IA operationnel mondial, 660-690 milliards USD de capex annuel des seuls hyperscalers). Ce chapitre formule des recommandations strategiques articulees en trois horizons temporels et cinq axes structurants, en s'appuyant sur les avantages comparatifs specifiques de la France (nucleaire, Mistral, regulation) et les instruments europeens existants (AI Continent Action Plan, Chips Act, InvestAI).</w:t>
       </w:r>
     </w:p>
     <w:p>
@@ -321,7 +321,7 @@
           <w:color w:val="202020"/>
           <w:sz w:val="22"/>
         </w:rPr>
-        <w:t>Le point de depart est l'ecart d'infrastructure. L'UE dispose d'environ 35 GW de capacite IT data centers contre 53,7 GW aux Etats-Unis et 19,6 GW en Chine. En compute IA strict, le tableau de bord public d'avril 2026 etablit une part UE(13) F_total de 3,3 pct contre 76,9 pct pour les Etats-Unis, soit un ratio brut operationnel de 17,6:1 et un ratio CACI Power Mode (formule geometrique F^0,40 x L^0,20 x R^0,15 / E^0,25) de 3,46:1. Trois mesures immediates s'imposent.</w:t>
+        <w:t>Le point de depart est l'ecart d'infrastructure. L'UE dispose d'environ 35 GW de capacite IT data centers contre 53,7 GW aux Etats-Unis et 19,6 GW en Chine. En compute IA strict, le tableau de bord public d'avril 2026 etablit une part UE(13) F_total de 3,3 pct contre 78,9 pct pour les Etats-Unis, soit un ratio brut operationnel de 17,6:1 et un ratio CACI Power Mode (formule geometrique F^0,40 x L^0,20 x R^0,15 / E^0,25) de 3,64:1. Trois mesures immediates s'imposent.</w:t>
       </w:r>
     </w:p>
     <w:p>
@@ -351,7 +351,7 @@
           <w:color w:val="202020"/>
           <w:sz w:val="22"/>
         </w:rPr>
-        <w:t>Une nuance cle issue de l'analyse Phys/Sov du chapitre I (Fig 1.8) : sur le compute physiquement installe, l'UE est deja largement souveraine (99,2 pct du F_total UE est detenu par des operateurs UE). La fenetre de vulnerabilite n'est donc pas tant sur le F installe que sur la couche des charges cloud (le compute reellement utilise par les entreprises UE, majoritairement heberge sur AWS/Azure/GCP). Les recommandations qui suivent ciblent prioritairement cette couche operationnelle.</w:t>
+        <w:t>Une nuance cle issue de l'analyse Phys/Sov du chapitre I (Fig 1.8) : sur le compute physiquement installe, l'UE est deja largement souveraine (78,6 pct du F_total UE est detenu par des operateurs UE). La fenetre de vulnerabilite n'est donc pas tant sur le F installe que sur la couche des charges cloud (le compute reellement utilise par les entreprises UE, majoritairement heberge sur AWS/Azure/GCP). Les recommandations qui suivent ciblent prioritairement cette couche operationnelle.</w:t>
       </w:r>
     </w:p>
     <w:p>
@@ -1211,7 +1211,7 @@
           <w:color w:val="202020"/>
           <w:sz w:val="22"/>
         </w:rPr>
-        <w:t>Condition 3 : l'coherence europeenne. La fragmentation intra-europeenne (27 regimes energetiques, positions divergentes sur le nucleaire, approches nationales de souverainete concurrentes) reste le principal obstacle. Le scenario C du chapitre V (partenariat asymetrique, baseline 3,46:1 vers 2,0-2,5:1) ne fonctionne pour l'Europe que si elle parle d'une seule voix dans les negociations avec Washington.</w:t>
+        <w:t>Condition 3 : l'coherence europeenne. La fragmentation intra-europeenne (27 regimes energetiques, positions divergentes sur le nucleaire, approches nationales de souverainete concurrentes) reste le principal obstacle. Le scenario C du chapitre V (partenariat asymetrique, baseline 3,64:1 vers 2,0-2,5:1) ne fonctionne pour l'Europe que si elle parle d'une seule voix dans les negociations avec Washington.</w:t>
       </w:r>
     </w:p>
     <w:p>
@@ -1226,7 +1226,7 @@
           <w:color w:val="202020"/>
           <w:sz w:val="22"/>
         </w:rPr>
-        <w:t>Condition 4 : le facteur temps. Le point de basculement identifie au chapitre V (2028, saturation compute plus energie UE, et activation potentielle des Cloud Sovereignty Mandates) impose un calendrier contraint. Si les AI Factories ne sont pas operationnelles et les sites EDF non raccordes a cette date, le gap de compute se solidifiera en dependance structurelle. La fenetre d'action strategique se situe entre 2026 et 2028 - apres quoi les positions se cristallisent autour de la baseline 17,6:1 brut / 3,46:1 CACI Power Mode.</w:t>
+        <w:t>Condition 4 : le facteur temps. Le point de basculement identifie au chapitre V (2028, saturation compute plus energie UE, et activation potentielle des Cloud Sovereignty Mandates) impose un calendrier contraint. Si les AI Factories ne sont pas operationnelles et les sites EDF non raccordes a cette date, le gap de compute se solidifiera en dependance structurelle. La fenetre d'action strategique se situe entre 2026 et 2028 - apres quoi les positions se cristallisent autour de la baseline 17,6:1 brut / 3,64:1 CACI Power Mode.</w:t>
       </w:r>
     </w:p>
     <w:p>
@@ -1271,7 +1271,7 @@
           <w:color w:val="202020"/>
           <w:sz w:val="22"/>
         </w:rPr>
-        <w:t>Mais ces atouts ne constituent pas une garantie. L'ecart de capex avec les Etats-Unis (660-690 milliards USD annuels contre 200 milliards EUR sur cinq ans), l'ecart de compute (CACI Power Mode 3,46:1 et brut operationnel 17,6:1), et la dependance structurelle aux GPU americaines (Nvidia : 80 pct du marche des accelerateurs IA) definissent le perimetre realiste de l'autonomie atteignable. L'objectif n'est pas l'autarcie technologique - elle est impossible a horizon 2030 - mais une autonomie strategique suffisante pour que le protectionnisme americain ne se traduise pas en dependance irreversible. La distinction Phys/Sov etablie au chapitre I est ici operationnelle : l'Europe est deja largement souveraine sur le compute installe, le travail consiste a securiser la couche des charges cloud avant que les Cloud Sovereignty Mandates 2028 ne transforment cette dependance en levier geopolitique.</w:t>
+        <w:t>Mais ces atouts ne constituent pas une garantie. L'ecart de capex avec les Etats-Unis (660-690 milliards USD annuels contre 200 milliards EUR sur cinq ans), l'ecart de compute (CACI Power Mode 3,64:1 et brut operationnel 17,6:1), et la dependance structurelle aux GPU americaines (Nvidia : 80 pct du marche des accelerateurs IA) definissent le perimetre realiste de l'autonomie atteignable. L'objectif n'est pas l'autarcie technologique - elle est impossible a horizon 2030 - mais une autonomie strategique suffisante pour que le protectionnisme americain ne se traduise pas en dependance irreversible. La distinction Phys/Sov etablie au chapitre I est ici operationnelle : l'Europe est deja largement souveraine sur le compute installe, le travail consiste a securiser la couche des charges cloud avant que les Cloud Sovereignty Mandates 2028 ne transforment cette dependance en levier geopolitique.</w:t>
       </w:r>
     </w:p>
     <w:p>
@@ -1316,7 +1316,7 @@
           <w:color w:val="555555"/>
           <w:sz w:val="18"/>
         </w:rPr>
-        <w:t>Source : construction de l'auteur ; baseline avril 2026 (compute brut operationnel US/UE 17,6:1, CACI Power Mode 3,46:1).</w:t>
+        <w:t>Source : construction de l'auteur ; baseline avril 2026 (compute brut operationnel US/UE 17,6:1, CACI Power Mode 3,64:1).</w:t>
       </w:r>
     </w:p>
     <w:tbl>

--- a/docs/a traduire/7/Chapitre_VII_Recommandations_FR.docx
+++ b/docs/a traduire/7/Chapitre_VII_Recommandations_FR.docx
@@ -276,7 +276,7 @@
           <w:color w:val="555555"/>
           <w:sz w:val="22"/>
         </w:rPr>
-        <w:t>Les chapitres precedents ont etabli que le protectionnisme IA americain cree un avantage competitif structurel mesurable (CACI Power Mode US/UE de 3,64:1 sur le snapshot avril 2026, ratio brut compute installe operationnel de 17,6:1), accelere par les tarifs Trump de 2026 et la concentration du compute aux Etats-Unis (78,9 pct du compute IA operationnel mondial, 660-690 milliards USD de capex annuel des seuls hyperscalers). Ce chapitre formule des recommandations strategiques articulees en trois horizons temporels et cinq axes structurants, en s'appuyant sur les avantages comparatifs specifiques de la France (nucleaire, Mistral, regulation) et les instruments europeens existants (AI Continent Action Plan, Chips Act, InvestAI).</w:t>
+        <w:t>Les chapitres precedents ont etabli que le protectionnisme IA americain cree un avantage competitif structurel mesurable (CACI Power Mode US/UE de 3,47:1 sur le snapshot avril 2026, ratio brut compute installe operationnel de 17,6:1), accelere par les tarifs Trump de 2026 et la concentration du compute aux Etats-Unis (78,9 pct du compute IA operationnel mondial, 660-690 milliards USD de capex annuel des seuls hyperscalers). Ce chapitre formule des recommandations strategiques articulees en trois horizons temporels et cinq axes structurants, en s'appuyant sur les avantages comparatifs specifiques de la France (nucleaire, Mistral, regulation) et les instruments europeens existants (AI Continent Action Plan, Chips Act, InvestAI).</w:t>
       </w:r>
     </w:p>
     <w:p>
@@ -321,7 +321,7 @@
           <w:color w:val="202020"/>
           <w:sz w:val="22"/>
         </w:rPr>
-        <w:t>Le point de depart est l'ecart d'infrastructure. L'UE dispose d'environ 35 GW de capacite IT data centers contre 53,7 GW aux Etats-Unis et 19,6 GW en Chine. En compute IA strict, le tableau de bord public d'avril 2026 etablit une part UE(13) F_total de 3,3 pct contre 78,9 pct pour les Etats-Unis, soit un ratio brut operationnel de 17,6:1 et un ratio CACI Power Mode (formule geometrique F^0,40 x L^0,20 x R^0,15 / E^0,25) de 3,64:1. Trois mesures immediates s'imposent.</w:t>
+        <w:t>Le point de depart est l'ecart d'infrastructure. L'UE dispose d'environ 35 GW de capacite IT data centers contre 53,7 GW aux Etats-Unis et 19,6 GW en Chine. En compute IA strict, le tableau de bord public d'avril 2026 etablit une part UE(13) F_total de 3,3 pct contre 78,9 pct pour les Etats-Unis, soit un ratio brut operationnel de 17,6:1 et un ratio CACI Power Mode (formule geometrique F^0,40 x L^0,20 x R^0,15 / E^0,25) de 3,47:1. Trois mesures immediates s'imposent.</w:t>
       </w:r>
     </w:p>
     <w:p>
@@ -1211,7 +1211,7 @@
           <w:color w:val="202020"/>
           <w:sz w:val="22"/>
         </w:rPr>
-        <w:t>Condition 3 : l'coherence europeenne. La fragmentation intra-europeenne (27 regimes energetiques, positions divergentes sur le nucleaire, approches nationales de souverainete concurrentes) reste le principal obstacle. Le scenario C du chapitre V (partenariat asymetrique, baseline 3,64:1 vers 2,0-2,5:1) ne fonctionne pour l'Europe que si elle parle d'une seule voix dans les negociations avec Washington.</w:t>
+        <w:t>Condition 3 : l'coherence europeenne. La fragmentation intra-europeenne (27 regimes energetiques, positions divergentes sur le nucleaire, approches nationales de souverainete concurrentes) reste le principal obstacle. Le scenario C du chapitre V (partenariat asymetrique, baseline 3,47:1 vers 2,0-2,5:1) ne fonctionne pour l'Europe que si elle parle d'une seule voix dans les negociations avec Washington.</w:t>
       </w:r>
     </w:p>
     <w:p>
@@ -1226,7 +1226,7 @@
           <w:color w:val="202020"/>
           <w:sz w:val="22"/>
         </w:rPr>
-        <w:t>Condition 4 : le facteur temps. Le point de basculement identifie au chapitre V (2028, saturation compute plus energie UE, et activation potentielle des Cloud Sovereignty Mandates) impose un calendrier contraint. Si les AI Factories ne sont pas operationnelles et les sites EDF non raccordes a cette date, le gap de compute se solidifiera en dependance structurelle. La fenetre d'action strategique se situe entre 2026 et 2028 - apres quoi les positions se cristallisent autour de la baseline 17,6:1 brut / 3,64:1 CACI Power Mode.</w:t>
+        <w:t>Condition 4 : le facteur temps. Le point de basculement identifie au chapitre V (2028, saturation compute plus energie UE, et activation potentielle des Cloud Sovereignty Mandates) impose un calendrier contraint. Si les AI Factories ne sont pas operationnelles et les sites EDF non raccordes a cette date, le gap de compute se solidifiera en dependance structurelle. La fenetre d'action strategique se situe entre 2026 et 2028 - apres quoi les positions se cristallisent autour de la baseline 17,6:1 brut / 3,47:1 CACI Power Mode.</w:t>
       </w:r>
     </w:p>
     <w:p>
@@ -1271,7 +1271,7 @@
           <w:color w:val="202020"/>
           <w:sz w:val="22"/>
         </w:rPr>
-        <w:t>Mais ces atouts ne constituent pas une garantie. L'ecart de capex avec les Etats-Unis (660-690 milliards USD annuels contre 200 milliards EUR sur cinq ans), l'ecart de compute (CACI Power Mode 3,64:1 et brut operationnel 17,6:1), et la dependance structurelle aux GPU americaines (Nvidia : 80 pct du marche des accelerateurs IA) definissent le perimetre realiste de l'autonomie atteignable. L'objectif n'est pas l'autarcie technologique - elle est impossible a horizon 2030 - mais une autonomie strategique suffisante pour que le protectionnisme americain ne se traduise pas en dependance irreversible. La distinction Phys/Sov etablie au chapitre I est ici operationnelle : l'Europe est deja largement souveraine sur le compute installe, le travail consiste a securiser la couche des charges cloud avant que les Cloud Sovereignty Mandates 2028 ne transforment cette dependance en levier geopolitique.</w:t>
+        <w:t>Mais ces atouts ne constituent pas une garantie. L'ecart de capex avec les Etats-Unis (660-690 milliards USD annuels contre 200 milliards EUR sur cinq ans), l'ecart de compute (CACI Power Mode 3,47:1 et brut operationnel 17,6:1), et la dependance structurelle aux GPU americaines (Nvidia : 80 pct du marche des accelerateurs IA) definissent le perimetre realiste de l'autonomie atteignable. L'objectif n'est pas l'autarcie technologique - elle est impossible a horizon 2030 - mais une autonomie strategique suffisante pour que le protectionnisme americain ne se traduise pas en dependance irreversible. La distinction Phys/Sov etablie au chapitre I est ici operationnelle : l'Europe est deja largement souveraine sur le compute installe, le travail consiste a securiser la couche des charges cloud avant que les Cloud Sovereignty Mandates 2028 ne transforment cette dependance en levier geopolitique.</w:t>
       </w:r>
     </w:p>
     <w:p>
@@ -1316,7 +1316,7 @@
           <w:color w:val="555555"/>
           <w:sz w:val="18"/>
         </w:rPr>
-        <w:t>Source : construction de l'auteur ; baseline avril 2026 (compute brut operationnel US/UE 17,6:1, CACI Power Mode 3,64:1).</w:t>
+        <w:t>Source : construction de l'auteur ; baseline avril 2026 (compute brut operationnel US/UE 17,6:1, CACI Power Mode 3,47:1).</w:t>
       </w:r>
     </w:p>
     <w:tbl>

--- a/docs/a traduire/7/Chapitre_VII_Recommandations_FR.docx
+++ b/docs/a traduire/7/Chapitre_VII_Recommandations_FR.docx
@@ -99,7 +99,7 @@
                 <w:color w:val="1A2744"/>
                 <w:sz w:val="22"/>
               </w:rPr>
-              <w:t>76,9 pct du compute IA operationnel mondial = USA</w:t>
+              <w:t>78,9 pct du compute IA operationnel mondial = USA</w:t>
             </w:r>
           </w:p>
         </w:tc>
@@ -141,7 +141,7 @@
                 <w:color w:val="1A2744"/>
                 <w:sz w:val="22"/>
               </w:rPr>
-              <w:t>3,46:1 ratio CACI US/EU (Power Mode)</w:t>
+              <w:t>3,47:1 ratio CACI US/EU (Power Mode)</w:t>
             </w:r>
           </w:p>
         </w:tc>
